--- a/docs/gost/out/11_20_Ведомость_эксплуатационных_документов.docx
+++ b/docs/gost/out/11_20_Ведомость_эксплуатационных_документов.docx
@@ -610,7 +610,7 @@
       <w:r>
         <w:fldChar w:fldCharType="separate"/>
       </w:r>
-      <w:hyperlink w:anchor="_Toc241772747" w:history="1">
+      <w:hyperlink w:anchor="_Toc242104175" w:history="1">
         <w:r>
           <w:rPr>
             <w:rStyle w:val="aff8"/>
@@ -637,7 +637,7 @@
             <w:noProof/>
             <w:webHidden/>
           </w:rPr>
-          <w:instrText xml:space="preserve"> PAGEREF _Toc241772747 \h </w:instrText>
+          <w:instrText xml:space="preserve"> PAGEREF _Toc242104175 \h </w:instrText>
         </w:r>
         <w:r>
           <w:rPr>
@@ -683,7 +683,7 @@
           <w14:ligatures w14:val="standardContextual"/>
         </w:rPr>
       </w:pPr>
-      <w:hyperlink w:anchor="_Toc241772748" w:history="1">
+      <w:hyperlink w:anchor="_Toc242104176" w:history="1">
         <w:r>
           <w:rPr>
             <w:rStyle w:val="aff8"/>
@@ -710,7 +710,7 @@
             <w:noProof/>
             <w:webHidden/>
           </w:rPr>
-          <w:instrText xml:space="preserve"> PAGEREF _Toc241772748 \h </w:instrText>
+          <w:instrText xml:space="preserve"> PAGEREF _Toc242104176 \h </w:instrText>
         </w:r>
         <w:r>
           <w:rPr>
@@ -756,7 +756,7 @@
           <w14:ligatures w14:val="standardContextual"/>
         </w:rPr>
       </w:pPr>
-      <w:hyperlink w:anchor="_Toc241772749" w:history="1">
+      <w:hyperlink w:anchor="_Toc242104177" w:history="1">
         <w:r>
           <w:rPr>
             <w:rStyle w:val="aff8"/>
@@ -783,7 +783,7 @@
             <w:noProof/>
             <w:webHidden/>
           </w:rPr>
-          <w:instrText xml:space="preserve"> PAGEREF _Toc241772749 \h </w:instrText>
+          <w:instrText xml:space="preserve"> PAGEREF _Toc242104177 \h </w:instrText>
         </w:r>
         <w:r>
           <w:rPr>
@@ -829,7 +829,7 @@
           <w14:ligatures w14:val="standardContextual"/>
         </w:rPr>
       </w:pPr>
-      <w:hyperlink w:anchor="_Toc241772750" w:history="1">
+      <w:hyperlink w:anchor="_Toc242104178" w:history="1">
         <w:r>
           <w:rPr>
             <w:rStyle w:val="aff8"/>
@@ -856,7 +856,7 @@
             <w:noProof/>
             <w:webHidden/>
           </w:rPr>
-          <w:instrText xml:space="preserve"> PAGEREF _Toc241772750 \h </w:instrText>
+          <w:instrText xml:space="preserve"> PAGEREF _Toc242104178 \h </w:instrText>
         </w:r>
         <w:r>
           <w:rPr>
@@ -900,7 +900,7 @@
         <w:pStyle w:val="1"/>
         <w:pageBreakBefore/>
       </w:pPr>
-      <w:bookmarkStart w:id="0" w:name="_Toc241772747"/>
+      <w:bookmarkStart w:id="0" w:name="_Toc242104175"/>
       <w:r>
         <w:lastRenderedPageBreak/>
         <w:t>1 Документы комплекта</w:t>
@@ -1773,7 +1773,7 @@
         <w:pStyle w:val="1"/>
         <w:pageBreakBefore/>
       </w:pPr>
-      <w:bookmarkStart w:id="1" w:name="_Toc241772748"/>
+      <w:bookmarkStart w:id="1" w:name="_Toc242104176"/>
       <w:r>
         <w:lastRenderedPageBreak/>
         <w:t>2 Ролевые инструкции пользователей</w:t>
@@ -2155,7 +2155,7 @@
         <w:pStyle w:val="1"/>
         <w:pageBreakBefore/>
       </w:pPr>
-      <w:bookmarkStart w:id="2" w:name="_Toc241772749"/>
+      <w:bookmarkStart w:id="2" w:name="_Toc242104177"/>
       <w:r>
         <w:lastRenderedPageBreak/>
         <w:t>3 Размещение и сборка документов</w:t>
@@ -2493,7 +2493,7 @@
         <w:ind w:firstLine="0"/>
         <w:jc w:val="center"/>
       </w:pPr>
-      <w:bookmarkStart w:id="3" w:name="_Toc241772750"/>
+      <w:bookmarkStart w:id="3" w:name="_Toc242104178"/>
       <w:r>
         <w:lastRenderedPageBreak/>
         <w:t>ЛИСТ РЕГИСТРАЦИИ ИЗМЕНЕНИЙ</w:t>
@@ -4581,31 +4581,31 @@
       </w:rPr>
     </w:lvl>
   </w:abstractNum>
-  <w:num w:numId="1" w16cid:durableId="1709720121">
+  <w:num w:numId="1" w16cid:durableId="252129813">
     <w:abstractNumId w:val="8"/>
   </w:num>
-  <w:num w:numId="2" w16cid:durableId="1677073551">
+  <w:num w:numId="2" w16cid:durableId="638925860">
     <w:abstractNumId w:val="6"/>
   </w:num>
-  <w:num w:numId="3" w16cid:durableId="1269653026">
+  <w:num w:numId="3" w16cid:durableId="189608691">
     <w:abstractNumId w:val="5"/>
   </w:num>
-  <w:num w:numId="4" w16cid:durableId="1244029888">
+  <w:num w:numId="4" w16cid:durableId="734936184">
     <w:abstractNumId w:val="4"/>
   </w:num>
-  <w:num w:numId="5" w16cid:durableId="85952">
+  <w:num w:numId="5" w16cid:durableId="852916210">
     <w:abstractNumId w:val="7"/>
   </w:num>
-  <w:num w:numId="6" w16cid:durableId="134682313">
+  <w:num w:numId="6" w16cid:durableId="1288658431">
     <w:abstractNumId w:val="3"/>
   </w:num>
-  <w:num w:numId="7" w16cid:durableId="1060514558">
+  <w:num w:numId="7" w16cid:durableId="191110416">
     <w:abstractNumId w:val="2"/>
   </w:num>
-  <w:num w:numId="8" w16cid:durableId="1340890383">
+  <w:num w:numId="8" w16cid:durableId="1970281845">
     <w:abstractNumId w:val="1"/>
   </w:num>
-  <w:num w:numId="9" w16cid:durableId="1914465618">
+  <w:num w:numId="9" w16cid:durableId="2123525704">
     <w:abstractNumId w:val="0"/>
   </w:num>
 </w:numbering>
@@ -16138,7 +16138,7 @@
     <w:autoRedefine/>
     <w:uiPriority w:val="39"/>
     <w:unhideWhenUsed/>
-    <w:rsid w:val="003D23D8"/>
+    <w:rsid w:val="002F709F"/>
     <w:pPr>
       <w:spacing w:after="100"/>
     </w:pPr>
@@ -16148,7 +16148,7 @@
     <w:basedOn w:val="a2"/>
     <w:uiPriority w:val="99"/>
     <w:unhideWhenUsed/>
-    <w:rsid w:val="003D23D8"/>
+    <w:rsid w:val="002F709F"/>
     <w:rPr>
       <w:color w:val="0000FF" w:themeColor="hyperlink"/>
       <w:u w:val="single"/>

--- a/docs/gost/out/11_20_Ведомость_эксплуатационных_документов.docx
+++ b/docs/gost/out/11_20_Ведомость_эксплуатационных_документов.docx
@@ -610,7 +610,7 @@
       <w:r>
         <w:fldChar w:fldCharType="separate"/>
       </w:r>
-      <w:hyperlink w:anchor="_Toc242104175" w:history="1">
+      <w:hyperlink w:anchor="_Toc242106078" w:history="1">
         <w:r>
           <w:rPr>
             <w:rStyle w:val="aff8"/>
@@ -637,7 +637,7 @@
             <w:noProof/>
             <w:webHidden/>
           </w:rPr>
-          <w:instrText xml:space="preserve"> PAGEREF _Toc242104175 \h </w:instrText>
+          <w:instrText xml:space="preserve"> PAGEREF _Toc242106078 \h </w:instrText>
         </w:r>
         <w:r>
           <w:rPr>
@@ -683,7 +683,7 @@
           <w14:ligatures w14:val="standardContextual"/>
         </w:rPr>
       </w:pPr>
-      <w:hyperlink w:anchor="_Toc242104176" w:history="1">
+      <w:hyperlink w:anchor="_Toc242106079" w:history="1">
         <w:r>
           <w:rPr>
             <w:rStyle w:val="aff8"/>
@@ -710,7 +710,7 @@
             <w:noProof/>
             <w:webHidden/>
           </w:rPr>
-          <w:instrText xml:space="preserve"> PAGEREF _Toc242104176 \h </w:instrText>
+          <w:instrText xml:space="preserve"> PAGEREF _Toc242106079 \h </w:instrText>
         </w:r>
         <w:r>
           <w:rPr>
@@ -756,7 +756,7 @@
           <w14:ligatures w14:val="standardContextual"/>
         </w:rPr>
       </w:pPr>
-      <w:hyperlink w:anchor="_Toc242104177" w:history="1">
+      <w:hyperlink w:anchor="_Toc242106080" w:history="1">
         <w:r>
           <w:rPr>
             <w:rStyle w:val="aff8"/>
@@ -783,7 +783,7 @@
             <w:noProof/>
             <w:webHidden/>
           </w:rPr>
-          <w:instrText xml:space="preserve"> PAGEREF _Toc242104177 \h </w:instrText>
+          <w:instrText xml:space="preserve"> PAGEREF _Toc242106080 \h </w:instrText>
         </w:r>
         <w:r>
           <w:rPr>
@@ -829,7 +829,7 @@
           <w14:ligatures w14:val="standardContextual"/>
         </w:rPr>
       </w:pPr>
-      <w:hyperlink w:anchor="_Toc242104178" w:history="1">
+      <w:hyperlink w:anchor="_Toc242106081" w:history="1">
         <w:r>
           <w:rPr>
             <w:rStyle w:val="aff8"/>
@@ -856,7 +856,7 @@
             <w:noProof/>
             <w:webHidden/>
           </w:rPr>
-          <w:instrText xml:space="preserve"> PAGEREF _Toc242104178 \h </w:instrText>
+          <w:instrText xml:space="preserve"> PAGEREF _Toc242106081 \h </w:instrText>
         </w:r>
         <w:r>
           <w:rPr>
@@ -900,7 +900,7 @@
         <w:pStyle w:val="1"/>
         <w:pageBreakBefore/>
       </w:pPr>
-      <w:bookmarkStart w:id="0" w:name="_Toc242104175"/>
+      <w:bookmarkStart w:id="0" w:name="_Toc242106078"/>
       <w:r>
         <w:lastRenderedPageBreak/>
         <w:t>1 Документы комплекта</w:t>
@@ -1773,7 +1773,7 @@
         <w:pStyle w:val="1"/>
         <w:pageBreakBefore/>
       </w:pPr>
-      <w:bookmarkStart w:id="1" w:name="_Toc242104176"/>
+      <w:bookmarkStart w:id="1" w:name="_Toc242106079"/>
       <w:r>
         <w:lastRenderedPageBreak/>
         <w:t>2 Ролевые инструкции пользователей</w:t>
@@ -2155,7 +2155,7 @@
         <w:pStyle w:val="1"/>
         <w:pageBreakBefore/>
       </w:pPr>
-      <w:bookmarkStart w:id="2" w:name="_Toc242104177"/>
+      <w:bookmarkStart w:id="2" w:name="_Toc242106080"/>
       <w:r>
         <w:lastRenderedPageBreak/>
         <w:t>3 Размещение и сборка документов</w:t>
@@ -2493,7 +2493,7 @@
         <w:ind w:firstLine="0"/>
         <w:jc w:val="center"/>
       </w:pPr>
-      <w:bookmarkStart w:id="3" w:name="_Toc242104178"/>
+      <w:bookmarkStart w:id="3" w:name="_Toc242106081"/>
       <w:r>
         <w:lastRenderedPageBreak/>
         <w:t>ЛИСТ РЕГИСТРАЦИИ ИЗМЕНЕНИЙ</w:t>
@@ -4581,31 +4581,31 @@
       </w:rPr>
     </w:lvl>
   </w:abstractNum>
-  <w:num w:numId="1" w16cid:durableId="252129813">
+  <w:num w:numId="1" w16cid:durableId="1396515270">
     <w:abstractNumId w:val="8"/>
   </w:num>
-  <w:num w:numId="2" w16cid:durableId="638925860">
+  <w:num w:numId="2" w16cid:durableId="1238397036">
     <w:abstractNumId w:val="6"/>
   </w:num>
-  <w:num w:numId="3" w16cid:durableId="189608691">
+  <w:num w:numId="3" w16cid:durableId="1220870669">
     <w:abstractNumId w:val="5"/>
   </w:num>
-  <w:num w:numId="4" w16cid:durableId="734936184">
+  <w:num w:numId="4" w16cid:durableId="1929651861">
     <w:abstractNumId w:val="4"/>
   </w:num>
-  <w:num w:numId="5" w16cid:durableId="852916210">
+  <w:num w:numId="5" w16cid:durableId="1574469159">
     <w:abstractNumId w:val="7"/>
   </w:num>
-  <w:num w:numId="6" w16cid:durableId="1288658431">
+  <w:num w:numId="6" w16cid:durableId="1981299774">
     <w:abstractNumId w:val="3"/>
   </w:num>
-  <w:num w:numId="7" w16cid:durableId="191110416">
+  <w:num w:numId="7" w16cid:durableId="1243295226">
     <w:abstractNumId w:val="2"/>
   </w:num>
-  <w:num w:numId="8" w16cid:durableId="1970281845">
+  <w:num w:numId="8" w16cid:durableId="1130896576">
     <w:abstractNumId w:val="1"/>
   </w:num>
-  <w:num w:numId="9" w16cid:durableId="2123525704">
+  <w:num w:numId="9" w16cid:durableId="751395473">
     <w:abstractNumId w:val="0"/>
   </w:num>
 </w:numbering>
@@ -16138,7 +16138,7 @@
     <w:autoRedefine/>
     <w:uiPriority w:val="39"/>
     <w:unhideWhenUsed/>
-    <w:rsid w:val="002F709F"/>
+    <w:rsid w:val="00360935"/>
     <w:pPr>
       <w:spacing w:after="100"/>
     </w:pPr>
@@ -16148,7 +16148,7 @@
     <w:basedOn w:val="a2"/>
     <w:uiPriority w:val="99"/>
     <w:unhideWhenUsed/>
-    <w:rsid w:val="002F709F"/>
+    <w:rsid w:val="00360935"/>
     <w:rPr>
       <w:color w:val="0000FF" w:themeColor="hyperlink"/>
       <w:u w:val="single"/>

--- a/docs/gost/out/11_20_Ведомость_эксплуатационных_документов.docx
+++ b/docs/gost/out/11_20_Ведомость_эксплуатационных_документов.docx
@@ -610,7 +610,7 @@
       <w:r>
         <w:fldChar w:fldCharType="separate"/>
       </w:r>
-      <w:hyperlink w:anchor="_Toc242106078" w:history="1">
+      <w:hyperlink w:anchor="_Toc242137418" w:history="1">
         <w:r>
           <w:rPr>
             <w:rStyle w:val="aff8"/>
@@ -637,7 +637,7 @@
             <w:noProof/>
             <w:webHidden/>
           </w:rPr>
-          <w:instrText xml:space="preserve"> PAGEREF _Toc242106078 \h </w:instrText>
+          <w:instrText xml:space="preserve"> PAGEREF _Toc242137418 \h </w:instrText>
         </w:r>
         <w:r>
           <w:rPr>
@@ -683,7 +683,7 @@
           <w14:ligatures w14:val="standardContextual"/>
         </w:rPr>
       </w:pPr>
-      <w:hyperlink w:anchor="_Toc242106079" w:history="1">
+      <w:hyperlink w:anchor="_Toc242137419" w:history="1">
         <w:r>
           <w:rPr>
             <w:rStyle w:val="aff8"/>
@@ -710,7 +710,7 @@
             <w:noProof/>
             <w:webHidden/>
           </w:rPr>
-          <w:instrText xml:space="preserve"> PAGEREF _Toc242106079 \h </w:instrText>
+          <w:instrText xml:space="preserve"> PAGEREF _Toc242137419 \h </w:instrText>
         </w:r>
         <w:r>
           <w:rPr>
@@ -756,7 +756,7 @@
           <w14:ligatures w14:val="standardContextual"/>
         </w:rPr>
       </w:pPr>
-      <w:hyperlink w:anchor="_Toc242106080" w:history="1">
+      <w:hyperlink w:anchor="_Toc242137420" w:history="1">
         <w:r>
           <w:rPr>
             <w:rStyle w:val="aff8"/>
@@ -783,7 +783,7 @@
             <w:noProof/>
             <w:webHidden/>
           </w:rPr>
-          <w:instrText xml:space="preserve"> PAGEREF _Toc242106080 \h </w:instrText>
+          <w:instrText xml:space="preserve"> PAGEREF _Toc242137420 \h </w:instrText>
         </w:r>
         <w:r>
           <w:rPr>
@@ -829,7 +829,7 @@
           <w14:ligatures w14:val="standardContextual"/>
         </w:rPr>
       </w:pPr>
-      <w:hyperlink w:anchor="_Toc242106081" w:history="1">
+      <w:hyperlink w:anchor="_Toc242137421" w:history="1">
         <w:r>
           <w:rPr>
             <w:rStyle w:val="aff8"/>
@@ -856,7 +856,7 @@
             <w:noProof/>
             <w:webHidden/>
           </w:rPr>
-          <w:instrText xml:space="preserve"> PAGEREF _Toc242106081 \h </w:instrText>
+          <w:instrText xml:space="preserve"> PAGEREF _Toc242137421 \h </w:instrText>
         </w:r>
         <w:r>
           <w:rPr>
@@ -900,7 +900,7 @@
         <w:pStyle w:val="1"/>
         <w:pageBreakBefore/>
       </w:pPr>
-      <w:bookmarkStart w:id="0" w:name="_Toc242106078"/>
+      <w:bookmarkStart w:id="0" w:name="_Toc242137418"/>
       <w:r>
         <w:lastRenderedPageBreak/>
         <w:t>1 Документы комплекта</w:t>
@@ -1773,7 +1773,7 @@
         <w:pStyle w:val="1"/>
         <w:pageBreakBefore/>
       </w:pPr>
-      <w:bookmarkStart w:id="1" w:name="_Toc242106079"/>
+      <w:bookmarkStart w:id="1" w:name="_Toc242137419"/>
       <w:r>
         <w:lastRenderedPageBreak/>
         <w:t>2 Ролевые инструкции пользователей</w:t>
@@ -2155,7 +2155,7 @@
         <w:pStyle w:val="1"/>
         <w:pageBreakBefore/>
       </w:pPr>
-      <w:bookmarkStart w:id="2" w:name="_Toc242106080"/>
+      <w:bookmarkStart w:id="2" w:name="_Toc242137420"/>
       <w:r>
         <w:lastRenderedPageBreak/>
         <w:t>3 Размещение и сборка документов</w:t>
@@ -2493,7 +2493,7 @@
         <w:ind w:firstLine="0"/>
         <w:jc w:val="center"/>
       </w:pPr>
-      <w:bookmarkStart w:id="3" w:name="_Toc242106081"/>
+      <w:bookmarkStart w:id="3" w:name="_Toc242137421"/>
       <w:r>
         <w:lastRenderedPageBreak/>
         <w:t>ЛИСТ РЕГИСТРАЦИИ ИЗМЕНЕНИЙ</w:t>
@@ -4581,31 +4581,31 @@
       </w:rPr>
     </w:lvl>
   </w:abstractNum>
-  <w:num w:numId="1" w16cid:durableId="1396515270">
+  <w:num w:numId="1" w16cid:durableId="2095929359">
     <w:abstractNumId w:val="8"/>
   </w:num>
-  <w:num w:numId="2" w16cid:durableId="1238397036">
+  <w:num w:numId="2" w16cid:durableId="1653212402">
     <w:abstractNumId w:val="6"/>
   </w:num>
-  <w:num w:numId="3" w16cid:durableId="1220870669">
+  <w:num w:numId="3" w16cid:durableId="115806007">
     <w:abstractNumId w:val="5"/>
   </w:num>
-  <w:num w:numId="4" w16cid:durableId="1929651861">
+  <w:num w:numId="4" w16cid:durableId="2057317759">
     <w:abstractNumId w:val="4"/>
   </w:num>
-  <w:num w:numId="5" w16cid:durableId="1574469159">
+  <w:num w:numId="5" w16cid:durableId="382607528">
     <w:abstractNumId w:val="7"/>
   </w:num>
-  <w:num w:numId="6" w16cid:durableId="1981299774">
+  <w:num w:numId="6" w16cid:durableId="1899632770">
     <w:abstractNumId w:val="3"/>
   </w:num>
-  <w:num w:numId="7" w16cid:durableId="1243295226">
+  <w:num w:numId="7" w16cid:durableId="1986081717">
     <w:abstractNumId w:val="2"/>
   </w:num>
-  <w:num w:numId="8" w16cid:durableId="1130896576">
+  <w:num w:numId="8" w16cid:durableId="1455712513">
     <w:abstractNumId w:val="1"/>
   </w:num>
-  <w:num w:numId="9" w16cid:durableId="751395473">
+  <w:num w:numId="9" w16cid:durableId="1187909210">
     <w:abstractNumId w:val="0"/>
   </w:num>
 </w:numbering>
@@ -16138,7 +16138,7 @@
     <w:autoRedefine/>
     <w:uiPriority w:val="39"/>
     <w:unhideWhenUsed/>
-    <w:rsid w:val="00360935"/>
+    <w:rsid w:val="002E5D3E"/>
     <w:pPr>
       <w:spacing w:after="100"/>
     </w:pPr>
@@ -16148,7 +16148,7 @@
     <w:basedOn w:val="a2"/>
     <w:uiPriority w:val="99"/>
     <w:unhideWhenUsed/>
-    <w:rsid w:val="00360935"/>
+    <w:rsid w:val="002E5D3E"/>
     <w:rPr>
       <w:color w:val="0000FF" w:themeColor="hyperlink"/>
       <w:u w:val="single"/>

--- a/docs/gost/out/11_20_Ведомость_эксплуатационных_документов.docx
+++ b/docs/gost/out/11_20_Ведомость_эксплуатационных_документов.docx
@@ -610,7 +610,7 @@
       <w:r>
         <w:fldChar w:fldCharType="separate"/>
       </w:r>
-      <w:hyperlink w:anchor="_Toc242137418" w:history="1">
+      <w:hyperlink w:anchor="_Toc242175586" w:history="1">
         <w:r>
           <w:rPr>
             <w:rStyle w:val="aff8"/>
@@ -637,7 +637,7 @@
             <w:noProof/>
             <w:webHidden/>
           </w:rPr>
-          <w:instrText xml:space="preserve"> PAGEREF _Toc242137418 \h </w:instrText>
+          <w:instrText xml:space="preserve"> PAGEREF _Toc242175586 \h </w:instrText>
         </w:r>
         <w:r>
           <w:rPr>
@@ -683,7 +683,7 @@
           <w14:ligatures w14:val="standardContextual"/>
         </w:rPr>
       </w:pPr>
-      <w:hyperlink w:anchor="_Toc242137419" w:history="1">
+      <w:hyperlink w:anchor="_Toc242175587" w:history="1">
         <w:r>
           <w:rPr>
             <w:rStyle w:val="aff8"/>
@@ -710,7 +710,7 @@
             <w:noProof/>
             <w:webHidden/>
           </w:rPr>
-          <w:instrText xml:space="preserve"> PAGEREF _Toc242137419 \h </w:instrText>
+          <w:instrText xml:space="preserve"> PAGEREF _Toc242175587 \h </w:instrText>
         </w:r>
         <w:r>
           <w:rPr>
@@ -756,7 +756,7 @@
           <w14:ligatures w14:val="standardContextual"/>
         </w:rPr>
       </w:pPr>
-      <w:hyperlink w:anchor="_Toc242137420" w:history="1">
+      <w:hyperlink w:anchor="_Toc242175588" w:history="1">
         <w:r>
           <w:rPr>
             <w:rStyle w:val="aff8"/>
@@ -783,7 +783,7 @@
             <w:noProof/>
             <w:webHidden/>
           </w:rPr>
-          <w:instrText xml:space="preserve"> PAGEREF _Toc242137420 \h </w:instrText>
+          <w:instrText xml:space="preserve"> PAGEREF _Toc242175588 \h </w:instrText>
         </w:r>
         <w:r>
           <w:rPr>
@@ -829,7 +829,7 @@
           <w14:ligatures w14:val="standardContextual"/>
         </w:rPr>
       </w:pPr>
-      <w:hyperlink w:anchor="_Toc242137421" w:history="1">
+      <w:hyperlink w:anchor="_Toc242175589" w:history="1">
         <w:r>
           <w:rPr>
             <w:rStyle w:val="aff8"/>
@@ -856,7 +856,7 @@
             <w:noProof/>
             <w:webHidden/>
           </w:rPr>
-          <w:instrText xml:space="preserve"> PAGEREF _Toc242137421 \h </w:instrText>
+          <w:instrText xml:space="preserve"> PAGEREF _Toc242175589 \h </w:instrText>
         </w:r>
         <w:r>
           <w:rPr>
@@ -900,7 +900,7 @@
         <w:pStyle w:val="1"/>
         <w:pageBreakBefore/>
       </w:pPr>
-      <w:bookmarkStart w:id="0" w:name="_Toc242137418"/>
+      <w:bookmarkStart w:id="0" w:name="_Toc242175586"/>
       <w:r>
         <w:lastRenderedPageBreak/>
         <w:t>1 Документы комплекта</w:t>
@@ -1773,7 +1773,7 @@
         <w:pStyle w:val="1"/>
         <w:pageBreakBefore/>
       </w:pPr>
-      <w:bookmarkStart w:id="1" w:name="_Toc242137419"/>
+      <w:bookmarkStart w:id="1" w:name="_Toc242175587"/>
       <w:r>
         <w:lastRenderedPageBreak/>
         <w:t>2 Ролевые инструкции пользователей</w:t>
@@ -2155,7 +2155,7 @@
         <w:pStyle w:val="1"/>
         <w:pageBreakBefore/>
       </w:pPr>
-      <w:bookmarkStart w:id="2" w:name="_Toc242137420"/>
+      <w:bookmarkStart w:id="2" w:name="_Toc242175588"/>
       <w:r>
         <w:lastRenderedPageBreak/>
         <w:t>3 Размещение и сборка документов</w:t>
@@ -2493,7 +2493,7 @@
         <w:ind w:firstLine="0"/>
         <w:jc w:val="center"/>
       </w:pPr>
-      <w:bookmarkStart w:id="3" w:name="_Toc242137421"/>
+      <w:bookmarkStart w:id="3" w:name="_Toc242175589"/>
       <w:r>
         <w:lastRenderedPageBreak/>
         <w:t>ЛИСТ РЕГИСТРАЦИИ ИЗМЕНЕНИЙ</w:t>
@@ -4581,31 +4581,31 @@
       </w:rPr>
     </w:lvl>
   </w:abstractNum>
-  <w:num w:numId="1" w16cid:durableId="2095929359">
+  <w:num w:numId="1" w16cid:durableId="1355300736">
     <w:abstractNumId w:val="8"/>
   </w:num>
-  <w:num w:numId="2" w16cid:durableId="1653212402">
+  <w:num w:numId="2" w16cid:durableId="869413116">
     <w:abstractNumId w:val="6"/>
   </w:num>
-  <w:num w:numId="3" w16cid:durableId="115806007">
+  <w:num w:numId="3" w16cid:durableId="1587108735">
     <w:abstractNumId w:val="5"/>
   </w:num>
-  <w:num w:numId="4" w16cid:durableId="2057317759">
+  <w:num w:numId="4" w16cid:durableId="2138140006">
     <w:abstractNumId w:val="4"/>
   </w:num>
-  <w:num w:numId="5" w16cid:durableId="382607528">
+  <w:num w:numId="5" w16cid:durableId="1847943715">
     <w:abstractNumId w:val="7"/>
   </w:num>
-  <w:num w:numId="6" w16cid:durableId="1899632770">
+  <w:num w:numId="6" w16cid:durableId="480731888">
     <w:abstractNumId w:val="3"/>
   </w:num>
-  <w:num w:numId="7" w16cid:durableId="1986081717">
+  <w:num w:numId="7" w16cid:durableId="2008171727">
     <w:abstractNumId w:val="2"/>
   </w:num>
-  <w:num w:numId="8" w16cid:durableId="1455712513">
+  <w:num w:numId="8" w16cid:durableId="336270525">
     <w:abstractNumId w:val="1"/>
   </w:num>
-  <w:num w:numId="9" w16cid:durableId="1187909210">
+  <w:num w:numId="9" w16cid:durableId="1330518066">
     <w:abstractNumId w:val="0"/>
   </w:num>
 </w:numbering>
@@ -16138,7 +16138,7 @@
     <w:autoRedefine/>
     <w:uiPriority w:val="39"/>
     <w:unhideWhenUsed/>
-    <w:rsid w:val="002E5D3E"/>
+    <w:rsid w:val="004A7541"/>
     <w:pPr>
       <w:spacing w:after="100"/>
     </w:pPr>
@@ -16148,7 +16148,7 @@
     <w:basedOn w:val="a2"/>
     <w:uiPriority w:val="99"/>
     <w:unhideWhenUsed/>
-    <w:rsid w:val="002E5D3E"/>
+    <w:rsid w:val="004A7541"/>
     <w:rPr>
       <w:color w:val="0000FF" w:themeColor="hyperlink"/>
       <w:u w:val="single"/>

--- a/docs/gost/out/11_20_Ведомость_эксплуатационных_документов.docx
+++ b/docs/gost/out/11_20_Ведомость_эксплуатационных_документов.docx
@@ -610,7 +610,7 @@
       <w:r>
         <w:fldChar w:fldCharType="separate"/>
       </w:r>
-      <w:hyperlink w:anchor="_Toc242175586" w:history="1">
+      <w:hyperlink w:anchor="_Toc242192884" w:history="1">
         <w:r>
           <w:rPr>
             <w:rStyle w:val="aff8"/>
@@ -637,7 +637,7 @@
             <w:noProof/>
             <w:webHidden/>
           </w:rPr>
-          <w:instrText xml:space="preserve"> PAGEREF _Toc242175586 \h </w:instrText>
+          <w:instrText xml:space="preserve"> PAGEREF _Toc242192884 \h </w:instrText>
         </w:r>
         <w:r>
           <w:rPr>
@@ -683,7 +683,7 @@
           <w14:ligatures w14:val="standardContextual"/>
         </w:rPr>
       </w:pPr>
-      <w:hyperlink w:anchor="_Toc242175587" w:history="1">
+      <w:hyperlink w:anchor="_Toc242192885" w:history="1">
         <w:r>
           <w:rPr>
             <w:rStyle w:val="aff8"/>
@@ -710,7 +710,7 @@
             <w:noProof/>
             <w:webHidden/>
           </w:rPr>
-          <w:instrText xml:space="preserve"> PAGEREF _Toc242175587 \h </w:instrText>
+          <w:instrText xml:space="preserve"> PAGEREF _Toc242192885 \h </w:instrText>
         </w:r>
         <w:r>
           <w:rPr>
@@ -756,7 +756,7 @@
           <w14:ligatures w14:val="standardContextual"/>
         </w:rPr>
       </w:pPr>
-      <w:hyperlink w:anchor="_Toc242175588" w:history="1">
+      <w:hyperlink w:anchor="_Toc242192886" w:history="1">
         <w:r>
           <w:rPr>
             <w:rStyle w:val="aff8"/>
@@ -783,7 +783,7 @@
             <w:noProof/>
             <w:webHidden/>
           </w:rPr>
-          <w:instrText xml:space="preserve"> PAGEREF _Toc242175588 \h </w:instrText>
+          <w:instrText xml:space="preserve"> PAGEREF _Toc242192886 \h </w:instrText>
         </w:r>
         <w:r>
           <w:rPr>
@@ -829,7 +829,7 @@
           <w14:ligatures w14:val="standardContextual"/>
         </w:rPr>
       </w:pPr>
-      <w:hyperlink w:anchor="_Toc242175589" w:history="1">
+      <w:hyperlink w:anchor="_Toc242192887" w:history="1">
         <w:r>
           <w:rPr>
             <w:rStyle w:val="aff8"/>
@@ -856,7 +856,7 @@
             <w:noProof/>
             <w:webHidden/>
           </w:rPr>
-          <w:instrText xml:space="preserve"> PAGEREF _Toc242175589 \h </w:instrText>
+          <w:instrText xml:space="preserve"> PAGEREF _Toc242192887 \h </w:instrText>
         </w:r>
         <w:r>
           <w:rPr>
@@ -900,7 +900,7 @@
         <w:pStyle w:val="1"/>
         <w:pageBreakBefore/>
       </w:pPr>
-      <w:bookmarkStart w:id="0" w:name="_Toc242175586"/>
+      <w:bookmarkStart w:id="0" w:name="_Toc242192884"/>
       <w:r>
         <w:lastRenderedPageBreak/>
         <w:t>1 Документы комплекта</w:t>
@@ -1773,7 +1773,7 @@
         <w:pStyle w:val="1"/>
         <w:pageBreakBefore/>
       </w:pPr>
-      <w:bookmarkStart w:id="1" w:name="_Toc242175587"/>
+      <w:bookmarkStart w:id="1" w:name="_Toc242192885"/>
       <w:r>
         <w:lastRenderedPageBreak/>
         <w:t>2 Ролевые инструкции пользователей</w:t>
@@ -2155,7 +2155,7 @@
         <w:pStyle w:val="1"/>
         <w:pageBreakBefore/>
       </w:pPr>
-      <w:bookmarkStart w:id="2" w:name="_Toc242175588"/>
+      <w:bookmarkStart w:id="2" w:name="_Toc242192886"/>
       <w:r>
         <w:lastRenderedPageBreak/>
         <w:t>3 Размещение и сборка документов</w:t>
@@ -2493,7 +2493,7 @@
         <w:ind w:firstLine="0"/>
         <w:jc w:val="center"/>
       </w:pPr>
-      <w:bookmarkStart w:id="3" w:name="_Toc242175589"/>
+      <w:bookmarkStart w:id="3" w:name="_Toc242192887"/>
       <w:r>
         <w:lastRenderedPageBreak/>
         <w:t>ЛИСТ РЕГИСТРАЦИИ ИЗМЕНЕНИЙ</w:t>
@@ -4581,31 +4581,31 @@
       </w:rPr>
     </w:lvl>
   </w:abstractNum>
-  <w:num w:numId="1" w16cid:durableId="1355300736">
+  <w:num w:numId="1" w16cid:durableId="2125608542">
     <w:abstractNumId w:val="8"/>
   </w:num>
-  <w:num w:numId="2" w16cid:durableId="869413116">
+  <w:num w:numId="2" w16cid:durableId="1774130028">
     <w:abstractNumId w:val="6"/>
   </w:num>
-  <w:num w:numId="3" w16cid:durableId="1587108735">
+  <w:num w:numId="3" w16cid:durableId="596451628">
     <w:abstractNumId w:val="5"/>
   </w:num>
-  <w:num w:numId="4" w16cid:durableId="2138140006">
+  <w:num w:numId="4" w16cid:durableId="493960506">
     <w:abstractNumId w:val="4"/>
   </w:num>
-  <w:num w:numId="5" w16cid:durableId="1847943715">
+  <w:num w:numId="5" w16cid:durableId="140931305">
     <w:abstractNumId w:val="7"/>
   </w:num>
-  <w:num w:numId="6" w16cid:durableId="480731888">
+  <w:num w:numId="6" w16cid:durableId="370494767">
     <w:abstractNumId w:val="3"/>
   </w:num>
-  <w:num w:numId="7" w16cid:durableId="2008171727">
+  <w:num w:numId="7" w16cid:durableId="1483692075">
     <w:abstractNumId w:val="2"/>
   </w:num>
-  <w:num w:numId="8" w16cid:durableId="336270525">
+  <w:num w:numId="8" w16cid:durableId="409086017">
     <w:abstractNumId w:val="1"/>
   </w:num>
-  <w:num w:numId="9" w16cid:durableId="1330518066">
+  <w:num w:numId="9" w16cid:durableId="1893806720">
     <w:abstractNumId w:val="0"/>
   </w:num>
 </w:numbering>
@@ -16138,7 +16138,7 @@
     <w:autoRedefine/>
     <w:uiPriority w:val="39"/>
     <w:unhideWhenUsed/>
-    <w:rsid w:val="004A7541"/>
+    <w:rsid w:val="007D173D"/>
     <w:pPr>
       <w:spacing w:after="100"/>
     </w:pPr>
@@ -16148,7 +16148,7 @@
     <w:basedOn w:val="a2"/>
     <w:uiPriority w:val="99"/>
     <w:unhideWhenUsed/>
-    <w:rsid w:val="004A7541"/>
+    <w:rsid w:val="007D173D"/>
     <w:rPr>
       <w:color w:val="0000FF" w:themeColor="hyperlink"/>
       <w:u w:val="single"/>

--- a/docs/gost/out/11_20_Ведомость_эксплуатационных_документов.docx
+++ b/docs/gost/out/11_20_Ведомость_эксплуатационных_документов.docx
@@ -610,7 +610,7 @@
       <w:r>
         <w:fldChar w:fldCharType="separate"/>
       </w:r>
-      <w:hyperlink w:anchor="_Toc242192884" w:history="1">
+      <w:hyperlink w:anchor="_Toc242194566" w:history="1">
         <w:r>
           <w:rPr>
             <w:rStyle w:val="aff8"/>
@@ -637,7 +637,7 @@
             <w:noProof/>
             <w:webHidden/>
           </w:rPr>
-          <w:instrText xml:space="preserve"> PAGEREF _Toc242192884 \h </w:instrText>
+          <w:instrText xml:space="preserve"> PAGEREF _Toc242194566 \h </w:instrText>
         </w:r>
         <w:r>
           <w:rPr>
@@ -683,7 +683,7 @@
           <w14:ligatures w14:val="standardContextual"/>
         </w:rPr>
       </w:pPr>
-      <w:hyperlink w:anchor="_Toc242192885" w:history="1">
+      <w:hyperlink w:anchor="_Toc242194567" w:history="1">
         <w:r>
           <w:rPr>
             <w:rStyle w:val="aff8"/>
@@ -710,7 +710,7 @@
             <w:noProof/>
             <w:webHidden/>
           </w:rPr>
-          <w:instrText xml:space="preserve"> PAGEREF _Toc242192885 \h </w:instrText>
+          <w:instrText xml:space="preserve"> PAGEREF _Toc242194567 \h </w:instrText>
         </w:r>
         <w:r>
           <w:rPr>
@@ -756,7 +756,7 @@
           <w14:ligatures w14:val="standardContextual"/>
         </w:rPr>
       </w:pPr>
-      <w:hyperlink w:anchor="_Toc242192886" w:history="1">
+      <w:hyperlink w:anchor="_Toc242194568" w:history="1">
         <w:r>
           <w:rPr>
             <w:rStyle w:val="aff8"/>
@@ -783,7 +783,7 @@
             <w:noProof/>
             <w:webHidden/>
           </w:rPr>
-          <w:instrText xml:space="preserve"> PAGEREF _Toc242192886 \h </w:instrText>
+          <w:instrText xml:space="preserve"> PAGEREF _Toc242194568 \h </w:instrText>
         </w:r>
         <w:r>
           <w:rPr>
@@ -829,7 +829,7 @@
           <w14:ligatures w14:val="standardContextual"/>
         </w:rPr>
       </w:pPr>
-      <w:hyperlink w:anchor="_Toc242192887" w:history="1">
+      <w:hyperlink w:anchor="_Toc242194569" w:history="1">
         <w:r>
           <w:rPr>
             <w:rStyle w:val="aff8"/>
@@ -856,7 +856,7 @@
             <w:noProof/>
             <w:webHidden/>
           </w:rPr>
-          <w:instrText xml:space="preserve"> PAGEREF _Toc242192887 \h </w:instrText>
+          <w:instrText xml:space="preserve"> PAGEREF _Toc242194569 \h </w:instrText>
         </w:r>
         <w:r>
           <w:rPr>
@@ -900,7 +900,7 @@
         <w:pStyle w:val="1"/>
         <w:pageBreakBefore/>
       </w:pPr>
-      <w:bookmarkStart w:id="0" w:name="_Toc242192884"/>
+      <w:bookmarkStart w:id="0" w:name="_Toc242194566"/>
       <w:r>
         <w:lastRenderedPageBreak/>
         <w:t>1 Документы комплекта</w:t>
@@ -1773,7 +1773,7 @@
         <w:pStyle w:val="1"/>
         <w:pageBreakBefore/>
       </w:pPr>
-      <w:bookmarkStart w:id="1" w:name="_Toc242192885"/>
+      <w:bookmarkStart w:id="1" w:name="_Toc242194567"/>
       <w:r>
         <w:lastRenderedPageBreak/>
         <w:t>2 Ролевые инструкции пользователей</w:t>
@@ -2155,7 +2155,7 @@
         <w:pStyle w:val="1"/>
         <w:pageBreakBefore/>
       </w:pPr>
-      <w:bookmarkStart w:id="2" w:name="_Toc242192886"/>
+      <w:bookmarkStart w:id="2" w:name="_Toc242194568"/>
       <w:r>
         <w:lastRenderedPageBreak/>
         <w:t>3 Размещение и сборка документов</w:t>
@@ -2493,7 +2493,7 @@
         <w:ind w:firstLine="0"/>
         <w:jc w:val="center"/>
       </w:pPr>
-      <w:bookmarkStart w:id="3" w:name="_Toc242192887"/>
+      <w:bookmarkStart w:id="3" w:name="_Toc242194569"/>
       <w:r>
         <w:lastRenderedPageBreak/>
         <w:t>ЛИСТ РЕГИСТРАЦИИ ИЗМЕНЕНИЙ</w:t>
@@ -4581,31 +4581,31 @@
       </w:rPr>
     </w:lvl>
   </w:abstractNum>
-  <w:num w:numId="1" w16cid:durableId="2125608542">
+  <w:num w:numId="1" w16cid:durableId="1427118191">
     <w:abstractNumId w:val="8"/>
   </w:num>
-  <w:num w:numId="2" w16cid:durableId="1774130028">
+  <w:num w:numId="2" w16cid:durableId="1864516434">
     <w:abstractNumId w:val="6"/>
   </w:num>
-  <w:num w:numId="3" w16cid:durableId="596451628">
+  <w:num w:numId="3" w16cid:durableId="2074307392">
     <w:abstractNumId w:val="5"/>
   </w:num>
-  <w:num w:numId="4" w16cid:durableId="493960506">
+  <w:num w:numId="4" w16cid:durableId="797182496">
     <w:abstractNumId w:val="4"/>
   </w:num>
-  <w:num w:numId="5" w16cid:durableId="140931305">
+  <w:num w:numId="5" w16cid:durableId="966083970">
     <w:abstractNumId w:val="7"/>
   </w:num>
-  <w:num w:numId="6" w16cid:durableId="370494767">
+  <w:num w:numId="6" w16cid:durableId="2099790850">
     <w:abstractNumId w:val="3"/>
   </w:num>
-  <w:num w:numId="7" w16cid:durableId="1483692075">
+  <w:num w:numId="7" w16cid:durableId="1202016936">
     <w:abstractNumId w:val="2"/>
   </w:num>
-  <w:num w:numId="8" w16cid:durableId="409086017">
+  <w:num w:numId="8" w16cid:durableId="309486024">
     <w:abstractNumId w:val="1"/>
   </w:num>
-  <w:num w:numId="9" w16cid:durableId="1893806720">
+  <w:num w:numId="9" w16cid:durableId="485509855">
     <w:abstractNumId w:val="0"/>
   </w:num>
 </w:numbering>
@@ -16138,7 +16138,7 @@
     <w:autoRedefine/>
     <w:uiPriority w:val="39"/>
     <w:unhideWhenUsed/>
-    <w:rsid w:val="007D173D"/>
+    <w:rsid w:val="00762376"/>
     <w:pPr>
       <w:spacing w:after="100"/>
     </w:pPr>
@@ -16148,7 +16148,7 @@
     <w:basedOn w:val="a2"/>
     <w:uiPriority w:val="99"/>
     <w:unhideWhenUsed/>
-    <w:rsid w:val="007D173D"/>
+    <w:rsid w:val="00762376"/>
     <w:rPr>
       <w:color w:val="0000FF" w:themeColor="hyperlink"/>
       <w:u w:val="single"/>

--- a/docs/gost/out/11_20_Ведомость_эксплуатационных_документов.docx
+++ b/docs/gost/out/11_20_Ведомость_эксплуатационных_документов.docx
@@ -610,7 +610,7 @@
       <w:r>
         <w:fldChar w:fldCharType="separate"/>
       </w:r>
-      <w:hyperlink w:anchor="_Toc242194566" w:history="1">
+      <w:hyperlink w:anchor="_Toc242436846" w:history="1">
         <w:r>
           <w:rPr>
             <w:rStyle w:val="aff8"/>
@@ -637,7 +637,7 @@
             <w:noProof/>
             <w:webHidden/>
           </w:rPr>
-          <w:instrText xml:space="preserve"> PAGEREF _Toc242194566 \h </w:instrText>
+          <w:instrText xml:space="preserve"> PAGEREF _Toc242436846 \h </w:instrText>
         </w:r>
         <w:r>
           <w:rPr>
@@ -683,7 +683,7 @@
           <w14:ligatures w14:val="standardContextual"/>
         </w:rPr>
       </w:pPr>
-      <w:hyperlink w:anchor="_Toc242194567" w:history="1">
+      <w:hyperlink w:anchor="_Toc242436847" w:history="1">
         <w:r>
           <w:rPr>
             <w:rStyle w:val="aff8"/>
@@ -710,7 +710,7 @@
             <w:noProof/>
             <w:webHidden/>
           </w:rPr>
-          <w:instrText xml:space="preserve"> PAGEREF _Toc242194567 \h </w:instrText>
+          <w:instrText xml:space="preserve"> PAGEREF _Toc242436847 \h </w:instrText>
         </w:r>
         <w:r>
           <w:rPr>
@@ -756,7 +756,7 @@
           <w14:ligatures w14:val="standardContextual"/>
         </w:rPr>
       </w:pPr>
-      <w:hyperlink w:anchor="_Toc242194568" w:history="1">
+      <w:hyperlink w:anchor="_Toc242436848" w:history="1">
         <w:r>
           <w:rPr>
             <w:rStyle w:val="aff8"/>
@@ -783,7 +783,7 @@
             <w:noProof/>
             <w:webHidden/>
           </w:rPr>
-          <w:instrText xml:space="preserve"> PAGEREF _Toc242194568 \h </w:instrText>
+          <w:instrText xml:space="preserve"> PAGEREF _Toc242436848 \h </w:instrText>
         </w:r>
         <w:r>
           <w:rPr>
@@ -829,7 +829,7 @@
           <w14:ligatures w14:val="standardContextual"/>
         </w:rPr>
       </w:pPr>
-      <w:hyperlink w:anchor="_Toc242194569" w:history="1">
+      <w:hyperlink w:anchor="_Toc242436849" w:history="1">
         <w:r>
           <w:rPr>
             <w:rStyle w:val="aff8"/>
@@ -856,7 +856,7 @@
             <w:noProof/>
             <w:webHidden/>
           </w:rPr>
-          <w:instrText xml:space="preserve"> PAGEREF _Toc242194569 \h </w:instrText>
+          <w:instrText xml:space="preserve"> PAGEREF _Toc242436849 \h </w:instrText>
         </w:r>
         <w:r>
           <w:rPr>
@@ -900,7 +900,7 @@
         <w:pStyle w:val="1"/>
         <w:pageBreakBefore/>
       </w:pPr>
-      <w:bookmarkStart w:id="0" w:name="_Toc242194566"/>
+      <w:bookmarkStart w:id="0" w:name="_Toc242436846"/>
       <w:r>
         <w:lastRenderedPageBreak/>
         <w:t>1 Документы комплекта</w:t>
@@ -1773,7 +1773,7 @@
         <w:pStyle w:val="1"/>
         <w:pageBreakBefore/>
       </w:pPr>
-      <w:bookmarkStart w:id="1" w:name="_Toc242194567"/>
+      <w:bookmarkStart w:id="1" w:name="_Toc242436847"/>
       <w:r>
         <w:lastRenderedPageBreak/>
         <w:t>2 Ролевые инструкции пользователей</w:t>
@@ -2155,7 +2155,7 @@
         <w:pStyle w:val="1"/>
         <w:pageBreakBefore/>
       </w:pPr>
-      <w:bookmarkStart w:id="2" w:name="_Toc242194568"/>
+      <w:bookmarkStart w:id="2" w:name="_Toc242436848"/>
       <w:r>
         <w:lastRenderedPageBreak/>
         <w:t>3 Размещение и сборка документов</w:t>
@@ -2493,7 +2493,7 @@
         <w:ind w:firstLine="0"/>
         <w:jc w:val="center"/>
       </w:pPr>
-      <w:bookmarkStart w:id="3" w:name="_Toc242194569"/>
+      <w:bookmarkStart w:id="3" w:name="_Toc242436849"/>
       <w:r>
         <w:lastRenderedPageBreak/>
         <w:t>ЛИСТ РЕГИСТРАЦИИ ИЗМЕНЕНИЙ</w:t>
@@ -4581,31 +4581,31 @@
       </w:rPr>
     </w:lvl>
   </w:abstractNum>
-  <w:num w:numId="1" w16cid:durableId="1427118191">
+  <w:num w:numId="1" w16cid:durableId="287011067">
     <w:abstractNumId w:val="8"/>
   </w:num>
-  <w:num w:numId="2" w16cid:durableId="1864516434">
+  <w:num w:numId="2" w16cid:durableId="1774864950">
     <w:abstractNumId w:val="6"/>
   </w:num>
-  <w:num w:numId="3" w16cid:durableId="2074307392">
+  <w:num w:numId="3" w16cid:durableId="887954190">
     <w:abstractNumId w:val="5"/>
   </w:num>
-  <w:num w:numId="4" w16cid:durableId="797182496">
+  <w:num w:numId="4" w16cid:durableId="714475864">
     <w:abstractNumId w:val="4"/>
   </w:num>
-  <w:num w:numId="5" w16cid:durableId="966083970">
+  <w:num w:numId="5" w16cid:durableId="2043552287">
     <w:abstractNumId w:val="7"/>
   </w:num>
-  <w:num w:numId="6" w16cid:durableId="2099790850">
+  <w:num w:numId="6" w16cid:durableId="364793187">
     <w:abstractNumId w:val="3"/>
   </w:num>
-  <w:num w:numId="7" w16cid:durableId="1202016936">
+  <w:num w:numId="7" w16cid:durableId="280962626">
     <w:abstractNumId w:val="2"/>
   </w:num>
-  <w:num w:numId="8" w16cid:durableId="309486024">
+  <w:num w:numId="8" w16cid:durableId="1553469327">
     <w:abstractNumId w:val="1"/>
   </w:num>
-  <w:num w:numId="9" w16cid:durableId="485509855">
+  <w:num w:numId="9" w16cid:durableId="2087070391">
     <w:abstractNumId w:val="0"/>
   </w:num>
 </w:numbering>
@@ -16138,7 +16138,7 @@
     <w:autoRedefine/>
     <w:uiPriority w:val="39"/>
     <w:unhideWhenUsed/>
-    <w:rsid w:val="00762376"/>
+    <w:rsid w:val="005C1261"/>
     <w:pPr>
       <w:spacing w:after="100"/>
     </w:pPr>
@@ -16148,7 +16148,7 @@
     <w:basedOn w:val="a2"/>
     <w:uiPriority w:val="99"/>
     <w:unhideWhenUsed/>
-    <w:rsid w:val="00762376"/>
+    <w:rsid w:val="005C1261"/>
     <w:rPr>
       <w:color w:val="0000FF" w:themeColor="hyperlink"/>
       <w:u w:val="single"/>

--- a/docs/gost/out/11_20_Ведомость_эксплуатационных_документов.docx
+++ b/docs/gost/out/11_20_Ведомость_эксплуатационных_документов.docx
@@ -610,7 +610,7 @@
       <w:r>
         <w:fldChar w:fldCharType="separate"/>
       </w:r>
-      <w:hyperlink w:anchor="_Toc242436846" w:history="1">
+      <w:hyperlink w:anchor="_Toc242451199" w:history="1">
         <w:r>
           <w:rPr>
             <w:rStyle w:val="aff8"/>
@@ -637,7 +637,7 @@
             <w:noProof/>
             <w:webHidden/>
           </w:rPr>
-          <w:instrText xml:space="preserve"> PAGEREF _Toc242436846 \h </w:instrText>
+          <w:instrText xml:space="preserve"> PAGEREF _Toc242451199 \h </w:instrText>
         </w:r>
         <w:r>
           <w:rPr>
@@ -683,7 +683,7 @@
           <w14:ligatures w14:val="standardContextual"/>
         </w:rPr>
       </w:pPr>
-      <w:hyperlink w:anchor="_Toc242436847" w:history="1">
+      <w:hyperlink w:anchor="_Toc242451200" w:history="1">
         <w:r>
           <w:rPr>
             <w:rStyle w:val="aff8"/>
@@ -710,7 +710,7 @@
             <w:noProof/>
             <w:webHidden/>
           </w:rPr>
-          <w:instrText xml:space="preserve"> PAGEREF _Toc242436847 \h </w:instrText>
+          <w:instrText xml:space="preserve"> PAGEREF _Toc242451200 \h </w:instrText>
         </w:r>
         <w:r>
           <w:rPr>
@@ -756,7 +756,7 @@
           <w14:ligatures w14:val="standardContextual"/>
         </w:rPr>
       </w:pPr>
-      <w:hyperlink w:anchor="_Toc242436848" w:history="1">
+      <w:hyperlink w:anchor="_Toc242451201" w:history="1">
         <w:r>
           <w:rPr>
             <w:rStyle w:val="aff8"/>
@@ -783,7 +783,7 @@
             <w:noProof/>
             <w:webHidden/>
           </w:rPr>
-          <w:instrText xml:space="preserve"> PAGEREF _Toc242436848 \h </w:instrText>
+          <w:instrText xml:space="preserve"> PAGEREF _Toc242451201 \h </w:instrText>
         </w:r>
         <w:r>
           <w:rPr>
@@ -829,7 +829,7 @@
           <w14:ligatures w14:val="standardContextual"/>
         </w:rPr>
       </w:pPr>
-      <w:hyperlink w:anchor="_Toc242436849" w:history="1">
+      <w:hyperlink w:anchor="_Toc242451202" w:history="1">
         <w:r>
           <w:rPr>
             <w:rStyle w:val="aff8"/>
@@ -856,7 +856,7 @@
             <w:noProof/>
             <w:webHidden/>
           </w:rPr>
-          <w:instrText xml:space="preserve"> PAGEREF _Toc242436849 \h </w:instrText>
+          <w:instrText xml:space="preserve"> PAGEREF _Toc242451202 \h </w:instrText>
         </w:r>
         <w:r>
           <w:rPr>
@@ -900,7 +900,7 @@
         <w:pStyle w:val="1"/>
         <w:pageBreakBefore/>
       </w:pPr>
-      <w:bookmarkStart w:id="0" w:name="_Toc242436846"/>
+      <w:bookmarkStart w:id="0" w:name="_Toc242451199"/>
       <w:r>
         <w:lastRenderedPageBreak/>
         <w:t>1 Документы комплекта</w:t>
@@ -1773,7 +1773,7 @@
         <w:pStyle w:val="1"/>
         <w:pageBreakBefore/>
       </w:pPr>
-      <w:bookmarkStart w:id="1" w:name="_Toc242436847"/>
+      <w:bookmarkStart w:id="1" w:name="_Toc242451200"/>
       <w:r>
         <w:lastRenderedPageBreak/>
         <w:t>2 Ролевые инструкции пользователей</w:t>
@@ -2155,7 +2155,7 @@
         <w:pStyle w:val="1"/>
         <w:pageBreakBefore/>
       </w:pPr>
-      <w:bookmarkStart w:id="2" w:name="_Toc242436848"/>
+      <w:bookmarkStart w:id="2" w:name="_Toc242451201"/>
       <w:r>
         <w:lastRenderedPageBreak/>
         <w:t>3 Размещение и сборка документов</w:t>
@@ -2493,7 +2493,7 @@
         <w:ind w:firstLine="0"/>
         <w:jc w:val="center"/>
       </w:pPr>
-      <w:bookmarkStart w:id="3" w:name="_Toc242436849"/>
+      <w:bookmarkStart w:id="3" w:name="_Toc242451202"/>
       <w:r>
         <w:lastRenderedPageBreak/>
         <w:t>ЛИСТ РЕГИСТРАЦИИ ИЗМЕНЕНИЙ</w:t>
@@ -4581,31 +4581,31 @@
       </w:rPr>
     </w:lvl>
   </w:abstractNum>
-  <w:num w:numId="1" w16cid:durableId="287011067">
+  <w:num w:numId="1" w16cid:durableId="1216352645">
     <w:abstractNumId w:val="8"/>
   </w:num>
-  <w:num w:numId="2" w16cid:durableId="1774864950">
+  <w:num w:numId="2" w16cid:durableId="508831631">
     <w:abstractNumId w:val="6"/>
   </w:num>
-  <w:num w:numId="3" w16cid:durableId="887954190">
+  <w:num w:numId="3" w16cid:durableId="1269771828">
     <w:abstractNumId w:val="5"/>
   </w:num>
-  <w:num w:numId="4" w16cid:durableId="714475864">
+  <w:num w:numId="4" w16cid:durableId="283318027">
     <w:abstractNumId w:val="4"/>
   </w:num>
-  <w:num w:numId="5" w16cid:durableId="2043552287">
+  <w:num w:numId="5" w16cid:durableId="2024474649">
     <w:abstractNumId w:val="7"/>
   </w:num>
-  <w:num w:numId="6" w16cid:durableId="364793187">
+  <w:num w:numId="6" w16cid:durableId="453524560">
     <w:abstractNumId w:val="3"/>
   </w:num>
-  <w:num w:numId="7" w16cid:durableId="280962626">
+  <w:num w:numId="7" w16cid:durableId="1063333170">
     <w:abstractNumId w:val="2"/>
   </w:num>
-  <w:num w:numId="8" w16cid:durableId="1553469327">
+  <w:num w:numId="8" w16cid:durableId="1133406292">
     <w:abstractNumId w:val="1"/>
   </w:num>
-  <w:num w:numId="9" w16cid:durableId="2087070391">
+  <w:num w:numId="9" w16cid:durableId="971982752">
     <w:abstractNumId w:val="0"/>
   </w:num>
 </w:numbering>
@@ -16138,7 +16138,7 @@
     <w:autoRedefine/>
     <w:uiPriority w:val="39"/>
     <w:unhideWhenUsed/>
-    <w:rsid w:val="005C1261"/>
+    <w:rsid w:val="003D1EAD"/>
     <w:pPr>
       <w:spacing w:after="100"/>
     </w:pPr>
@@ -16148,7 +16148,7 @@
     <w:basedOn w:val="a2"/>
     <w:uiPriority w:val="99"/>
     <w:unhideWhenUsed/>
-    <w:rsid w:val="005C1261"/>
+    <w:rsid w:val="003D1EAD"/>
     <w:rPr>
       <w:color w:val="0000FF" w:themeColor="hyperlink"/>
       <w:u w:val="single"/>

--- a/docs/gost/out/11_20_Ведомость_эксплуатационных_документов.docx
+++ b/docs/gost/out/11_20_Ведомость_эксплуатационных_документов.docx
@@ -610,7 +610,7 @@
       <w:r>
         <w:fldChar w:fldCharType="separate"/>
       </w:r>
-      <w:hyperlink w:anchor="_Toc242451199" w:history="1">
+      <w:hyperlink w:anchor="_Toc242457857" w:history="1">
         <w:r>
           <w:rPr>
             <w:rStyle w:val="aff8"/>
@@ -637,7 +637,7 @@
             <w:noProof/>
             <w:webHidden/>
           </w:rPr>
-          <w:instrText xml:space="preserve"> PAGEREF _Toc242451199 \h </w:instrText>
+          <w:instrText xml:space="preserve"> PAGEREF _Toc242457857 \h </w:instrText>
         </w:r>
         <w:r>
           <w:rPr>
@@ -683,7 +683,7 @@
           <w14:ligatures w14:val="standardContextual"/>
         </w:rPr>
       </w:pPr>
-      <w:hyperlink w:anchor="_Toc242451200" w:history="1">
+      <w:hyperlink w:anchor="_Toc242457858" w:history="1">
         <w:r>
           <w:rPr>
             <w:rStyle w:val="aff8"/>
@@ -710,7 +710,7 @@
             <w:noProof/>
             <w:webHidden/>
           </w:rPr>
-          <w:instrText xml:space="preserve"> PAGEREF _Toc242451200 \h </w:instrText>
+          <w:instrText xml:space="preserve"> PAGEREF _Toc242457858 \h </w:instrText>
         </w:r>
         <w:r>
           <w:rPr>
@@ -756,7 +756,7 @@
           <w14:ligatures w14:val="standardContextual"/>
         </w:rPr>
       </w:pPr>
-      <w:hyperlink w:anchor="_Toc242451201" w:history="1">
+      <w:hyperlink w:anchor="_Toc242457859" w:history="1">
         <w:r>
           <w:rPr>
             <w:rStyle w:val="aff8"/>
@@ -783,7 +783,7 @@
             <w:noProof/>
             <w:webHidden/>
           </w:rPr>
-          <w:instrText xml:space="preserve"> PAGEREF _Toc242451201 \h </w:instrText>
+          <w:instrText xml:space="preserve"> PAGEREF _Toc242457859 \h </w:instrText>
         </w:r>
         <w:r>
           <w:rPr>
@@ -829,7 +829,7 @@
           <w14:ligatures w14:val="standardContextual"/>
         </w:rPr>
       </w:pPr>
-      <w:hyperlink w:anchor="_Toc242451202" w:history="1">
+      <w:hyperlink w:anchor="_Toc242457860" w:history="1">
         <w:r>
           <w:rPr>
             <w:rStyle w:val="aff8"/>
@@ -856,7 +856,7 @@
             <w:noProof/>
             <w:webHidden/>
           </w:rPr>
-          <w:instrText xml:space="preserve"> PAGEREF _Toc242451202 \h </w:instrText>
+          <w:instrText xml:space="preserve"> PAGEREF _Toc242457860 \h </w:instrText>
         </w:r>
         <w:r>
           <w:rPr>
@@ -900,7 +900,7 @@
         <w:pStyle w:val="1"/>
         <w:pageBreakBefore/>
       </w:pPr>
-      <w:bookmarkStart w:id="0" w:name="_Toc242451199"/>
+      <w:bookmarkStart w:id="0" w:name="_Toc242457857"/>
       <w:r>
         <w:lastRenderedPageBreak/>
         <w:t>1 Документы комплекта</w:t>
@@ -1773,7 +1773,7 @@
         <w:pStyle w:val="1"/>
         <w:pageBreakBefore/>
       </w:pPr>
-      <w:bookmarkStart w:id="1" w:name="_Toc242451200"/>
+      <w:bookmarkStart w:id="1" w:name="_Toc242457858"/>
       <w:r>
         <w:lastRenderedPageBreak/>
         <w:t>2 Ролевые инструкции пользователей</w:t>
@@ -2155,7 +2155,7 @@
         <w:pStyle w:val="1"/>
         <w:pageBreakBefore/>
       </w:pPr>
-      <w:bookmarkStart w:id="2" w:name="_Toc242451201"/>
+      <w:bookmarkStart w:id="2" w:name="_Toc242457859"/>
       <w:r>
         <w:lastRenderedPageBreak/>
         <w:t>3 Размещение и сборка документов</w:t>
@@ -2493,7 +2493,7 @@
         <w:ind w:firstLine="0"/>
         <w:jc w:val="center"/>
       </w:pPr>
-      <w:bookmarkStart w:id="3" w:name="_Toc242451202"/>
+      <w:bookmarkStart w:id="3" w:name="_Toc242457860"/>
       <w:r>
         <w:lastRenderedPageBreak/>
         <w:t>ЛИСТ РЕГИСТРАЦИИ ИЗМЕНЕНИЙ</w:t>
@@ -4581,31 +4581,31 @@
       </w:rPr>
     </w:lvl>
   </w:abstractNum>
-  <w:num w:numId="1" w16cid:durableId="1216352645">
+  <w:num w:numId="1" w16cid:durableId="866791697">
     <w:abstractNumId w:val="8"/>
   </w:num>
-  <w:num w:numId="2" w16cid:durableId="508831631">
+  <w:num w:numId="2" w16cid:durableId="1212687841">
     <w:abstractNumId w:val="6"/>
   </w:num>
-  <w:num w:numId="3" w16cid:durableId="1269771828">
+  <w:num w:numId="3" w16cid:durableId="966466597">
     <w:abstractNumId w:val="5"/>
   </w:num>
-  <w:num w:numId="4" w16cid:durableId="283318027">
+  <w:num w:numId="4" w16cid:durableId="163671635">
     <w:abstractNumId w:val="4"/>
   </w:num>
-  <w:num w:numId="5" w16cid:durableId="2024474649">
+  <w:num w:numId="5" w16cid:durableId="1606307565">
     <w:abstractNumId w:val="7"/>
   </w:num>
-  <w:num w:numId="6" w16cid:durableId="453524560">
+  <w:num w:numId="6" w16cid:durableId="2041085560">
     <w:abstractNumId w:val="3"/>
   </w:num>
-  <w:num w:numId="7" w16cid:durableId="1063333170">
+  <w:num w:numId="7" w16cid:durableId="2060590457">
     <w:abstractNumId w:val="2"/>
   </w:num>
-  <w:num w:numId="8" w16cid:durableId="1133406292">
+  <w:num w:numId="8" w16cid:durableId="1398045024">
     <w:abstractNumId w:val="1"/>
   </w:num>
-  <w:num w:numId="9" w16cid:durableId="971982752">
+  <w:num w:numId="9" w16cid:durableId="1817182244">
     <w:abstractNumId w:val="0"/>
   </w:num>
 </w:numbering>
@@ -16138,7 +16138,7 @@
     <w:autoRedefine/>
     <w:uiPriority w:val="39"/>
     <w:unhideWhenUsed/>
-    <w:rsid w:val="003D1EAD"/>
+    <w:rsid w:val="00E10D83"/>
     <w:pPr>
       <w:spacing w:after="100"/>
     </w:pPr>
@@ -16148,7 +16148,7 @@
     <w:basedOn w:val="a2"/>
     <w:uiPriority w:val="99"/>
     <w:unhideWhenUsed/>
-    <w:rsid w:val="003D1EAD"/>
+    <w:rsid w:val="00E10D83"/>
     <w:rPr>
       <w:color w:val="0000FF" w:themeColor="hyperlink"/>
       <w:u w:val="single"/>

--- a/docs/gost/out/11_20_Ведомость_эксплуатационных_документов.docx
+++ b/docs/gost/out/11_20_Ведомость_эксплуатационных_документов.docx
@@ -610,7 +610,7 @@
       <w:r>
         <w:fldChar w:fldCharType="separate"/>
       </w:r>
-      <w:hyperlink w:anchor="_Toc242457857" w:history="1">
+      <w:hyperlink w:anchor="_Toc242459726" w:history="1">
         <w:r>
           <w:rPr>
             <w:rStyle w:val="aff8"/>
@@ -637,7 +637,7 @@
             <w:noProof/>
             <w:webHidden/>
           </w:rPr>
-          <w:instrText xml:space="preserve"> PAGEREF _Toc242457857 \h </w:instrText>
+          <w:instrText xml:space="preserve"> PAGEREF _Toc242459726 \h </w:instrText>
         </w:r>
         <w:r>
           <w:rPr>
@@ -683,7 +683,7 @@
           <w14:ligatures w14:val="standardContextual"/>
         </w:rPr>
       </w:pPr>
-      <w:hyperlink w:anchor="_Toc242457858" w:history="1">
+      <w:hyperlink w:anchor="_Toc242459727" w:history="1">
         <w:r>
           <w:rPr>
             <w:rStyle w:val="aff8"/>
@@ -710,7 +710,7 @@
             <w:noProof/>
             <w:webHidden/>
           </w:rPr>
-          <w:instrText xml:space="preserve"> PAGEREF _Toc242457858 \h </w:instrText>
+          <w:instrText xml:space="preserve"> PAGEREF _Toc242459727 \h </w:instrText>
         </w:r>
         <w:r>
           <w:rPr>
@@ -756,7 +756,7 @@
           <w14:ligatures w14:val="standardContextual"/>
         </w:rPr>
       </w:pPr>
-      <w:hyperlink w:anchor="_Toc242457859" w:history="1">
+      <w:hyperlink w:anchor="_Toc242459728" w:history="1">
         <w:r>
           <w:rPr>
             <w:rStyle w:val="aff8"/>
@@ -783,7 +783,7 @@
             <w:noProof/>
             <w:webHidden/>
           </w:rPr>
-          <w:instrText xml:space="preserve"> PAGEREF _Toc242457859 \h </w:instrText>
+          <w:instrText xml:space="preserve"> PAGEREF _Toc242459728 \h </w:instrText>
         </w:r>
         <w:r>
           <w:rPr>
@@ -829,7 +829,7 @@
           <w14:ligatures w14:val="standardContextual"/>
         </w:rPr>
       </w:pPr>
-      <w:hyperlink w:anchor="_Toc242457860" w:history="1">
+      <w:hyperlink w:anchor="_Toc242459729" w:history="1">
         <w:r>
           <w:rPr>
             <w:rStyle w:val="aff8"/>
@@ -856,7 +856,7 @@
             <w:noProof/>
             <w:webHidden/>
           </w:rPr>
-          <w:instrText xml:space="preserve"> PAGEREF _Toc242457860 \h </w:instrText>
+          <w:instrText xml:space="preserve"> PAGEREF _Toc242459729 \h </w:instrText>
         </w:r>
         <w:r>
           <w:rPr>
@@ -900,7 +900,7 @@
         <w:pStyle w:val="1"/>
         <w:pageBreakBefore/>
       </w:pPr>
-      <w:bookmarkStart w:id="0" w:name="_Toc242457857"/>
+      <w:bookmarkStart w:id="0" w:name="_Toc242459726"/>
       <w:r>
         <w:lastRenderedPageBreak/>
         <w:t>1 Документы комплекта</w:t>
@@ -1773,7 +1773,7 @@
         <w:pStyle w:val="1"/>
         <w:pageBreakBefore/>
       </w:pPr>
-      <w:bookmarkStart w:id="1" w:name="_Toc242457858"/>
+      <w:bookmarkStart w:id="1" w:name="_Toc242459727"/>
       <w:r>
         <w:lastRenderedPageBreak/>
         <w:t>2 Ролевые инструкции пользователей</w:t>
@@ -2155,7 +2155,7 @@
         <w:pStyle w:val="1"/>
         <w:pageBreakBefore/>
       </w:pPr>
-      <w:bookmarkStart w:id="2" w:name="_Toc242457859"/>
+      <w:bookmarkStart w:id="2" w:name="_Toc242459728"/>
       <w:r>
         <w:lastRenderedPageBreak/>
         <w:t>3 Размещение и сборка документов</w:t>
@@ -2493,7 +2493,7 @@
         <w:ind w:firstLine="0"/>
         <w:jc w:val="center"/>
       </w:pPr>
-      <w:bookmarkStart w:id="3" w:name="_Toc242457860"/>
+      <w:bookmarkStart w:id="3" w:name="_Toc242459729"/>
       <w:r>
         <w:lastRenderedPageBreak/>
         <w:t>ЛИСТ РЕГИСТРАЦИИ ИЗМЕНЕНИЙ</w:t>
@@ -4581,31 +4581,31 @@
       </w:rPr>
     </w:lvl>
   </w:abstractNum>
-  <w:num w:numId="1" w16cid:durableId="866791697">
+  <w:num w:numId="1" w16cid:durableId="245847541">
     <w:abstractNumId w:val="8"/>
   </w:num>
-  <w:num w:numId="2" w16cid:durableId="1212687841">
+  <w:num w:numId="2" w16cid:durableId="1238707616">
     <w:abstractNumId w:val="6"/>
   </w:num>
-  <w:num w:numId="3" w16cid:durableId="966466597">
+  <w:num w:numId="3" w16cid:durableId="119996983">
     <w:abstractNumId w:val="5"/>
   </w:num>
-  <w:num w:numId="4" w16cid:durableId="163671635">
+  <w:num w:numId="4" w16cid:durableId="49235005">
     <w:abstractNumId w:val="4"/>
   </w:num>
-  <w:num w:numId="5" w16cid:durableId="1606307565">
+  <w:num w:numId="5" w16cid:durableId="334039981">
     <w:abstractNumId w:val="7"/>
   </w:num>
-  <w:num w:numId="6" w16cid:durableId="2041085560">
+  <w:num w:numId="6" w16cid:durableId="1483424190">
     <w:abstractNumId w:val="3"/>
   </w:num>
-  <w:num w:numId="7" w16cid:durableId="2060590457">
+  <w:num w:numId="7" w16cid:durableId="1299843295">
     <w:abstractNumId w:val="2"/>
   </w:num>
-  <w:num w:numId="8" w16cid:durableId="1398045024">
+  <w:num w:numId="8" w16cid:durableId="251552695">
     <w:abstractNumId w:val="1"/>
   </w:num>
-  <w:num w:numId="9" w16cid:durableId="1817182244">
+  <w:num w:numId="9" w16cid:durableId="1282495048">
     <w:abstractNumId w:val="0"/>
   </w:num>
 </w:numbering>
@@ -16138,7 +16138,7 @@
     <w:autoRedefine/>
     <w:uiPriority w:val="39"/>
     <w:unhideWhenUsed/>
-    <w:rsid w:val="00E10D83"/>
+    <w:rsid w:val="000648C9"/>
     <w:pPr>
       <w:spacing w:after="100"/>
     </w:pPr>
@@ -16148,7 +16148,7 @@
     <w:basedOn w:val="a2"/>
     <w:uiPriority w:val="99"/>
     <w:unhideWhenUsed/>
-    <w:rsid w:val="00E10D83"/>
+    <w:rsid w:val="000648C9"/>
     <w:rPr>
       <w:color w:val="0000FF" w:themeColor="hyperlink"/>
       <w:u w:val="single"/>

--- a/docs/gost/out/11_20_Ведомость_эксплуатационных_документов.docx
+++ b/docs/gost/out/11_20_Ведомость_эксплуатационных_документов.docx
@@ -610,7 +610,7 @@
       <w:r>
         <w:fldChar w:fldCharType="separate"/>
       </w:r>
-      <w:hyperlink w:anchor="_Toc242459726" w:history="1">
+      <w:hyperlink w:anchor="_Toc242650320" w:history="1">
         <w:r>
           <w:rPr>
             <w:rStyle w:val="aff8"/>
@@ -637,7 +637,7 @@
             <w:noProof/>
             <w:webHidden/>
           </w:rPr>
-          <w:instrText xml:space="preserve"> PAGEREF _Toc242459726 \h </w:instrText>
+          <w:instrText xml:space="preserve"> PAGEREF _Toc242650320 \h </w:instrText>
         </w:r>
         <w:r>
           <w:rPr>
@@ -683,7 +683,7 @@
           <w14:ligatures w14:val="standardContextual"/>
         </w:rPr>
       </w:pPr>
-      <w:hyperlink w:anchor="_Toc242459727" w:history="1">
+      <w:hyperlink w:anchor="_Toc242650321" w:history="1">
         <w:r>
           <w:rPr>
             <w:rStyle w:val="aff8"/>
@@ -710,7 +710,7 @@
             <w:noProof/>
             <w:webHidden/>
           </w:rPr>
-          <w:instrText xml:space="preserve"> PAGEREF _Toc242459727 \h </w:instrText>
+          <w:instrText xml:space="preserve"> PAGEREF _Toc242650321 \h </w:instrText>
         </w:r>
         <w:r>
           <w:rPr>
@@ -756,7 +756,7 @@
           <w14:ligatures w14:val="standardContextual"/>
         </w:rPr>
       </w:pPr>
-      <w:hyperlink w:anchor="_Toc242459728" w:history="1">
+      <w:hyperlink w:anchor="_Toc242650322" w:history="1">
         <w:r>
           <w:rPr>
             <w:rStyle w:val="aff8"/>
@@ -783,7 +783,7 @@
             <w:noProof/>
             <w:webHidden/>
           </w:rPr>
-          <w:instrText xml:space="preserve"> PAGEREF _Toc242459728 \h </w:instrText>
+          <w:instrText xml:space="preserve"> PAGEREF _Toc242650322 \h </w:instrText>
         </w:r>
         <w:r>
           <w:rPr>
@@ -829,7 +829,7 @@
           <w14:ligatures w14:val="standardContextual"/>
         </w:rPr>
       </w:pPr>
-      <w:hyperlink w:anchor="_Toc242459729" w:history="1">
+      <w:hyperlink w:anchor="_Toc242650323" w:history="1">
         <w:r>
           <w:rPr>
             <w:rStyle w:val="aff8"/>
@@ -856,7 +856,7 @@
             <w:noProof/>
             <w:webHidden/>
           </w:rPr>
-          <w:instrText xml:space="preserve"> PAGEREF _Toc242459729 \h </w:instrText>
+          <w:instrText xml:space="preserve"> PAGEREF _Toc242650323 \h </w:instrText>
         </w:r>
         <w:r>
           <w:rPr>
@@ -900,7 +900,7 @@
         <w:pStyle w:val="1"/>
         <w:pageBreakBefore/>
       </w:pPr>
-      <w:bookmarkStart w:id="0" w:name="_Toc242459726"/>
+      <w:bookmarkStart w:id="0" w:name="_Toc242650320"/>
       <w:r>
         <w:lastRenderedPageBreak/>
         <w:t>1 Документы комплекта</w:t>
@@ -1773,7 +1773,7 @@
         <w:pStyle w:val="1"/>
         <w:pageBreakBefore/>
       </w:pPr>
-      <w:bookmarkStart w:id="1" w:name="_Toc242459727"/>
+      <w:bookmarkStart w:id="1" w:name="_Toc242650321"/>
       <w:r>
         <w:lastRenderedPageBreak/>
         <w:t>2 Ролевые инструкции пользователей</w:t>
@@ -2155,7 +2155,7 @@
         <w:pStyle w:val="1"/>
         <w:pageBreakBefore/>
       </w:pPr>
-      <w:bookmarkStart w:id="2" w:name="_Toc242459728"/>
+      <w:bookmarkStart w:id="2" w:name="_Toc242650322"/>
       <w:r>
         <w:lastRenderedPageBreak/>
         <w:t>3 Размещение и сборка документов</w:t>
@@ -2493,7 +2493,7 @@
         <w:ind w:firstLine="0"/>
         <w:jc w:val="center"/>
       </w:pPr>
-      <w:bookmarkStart w:id="3" w:name="_Toc242459729"/>
+      <w:bookmarkStart w:id="3" w:name="_Toc242650323"/>
       <w:r>
         <w:lastRenderedPageBreak/>
         <w:t>ЛИСТ РЕГИСТРАЦИИ ИЗМЕНЕНИЙ</w:t>
@@ -4581,31 +4581,31 @@
       </w:rPr>
     </w:lvl>
   </w:abstractNum>
-  <w:num w:numId="1" w16cid:durableId="245847541">
+  <w:num w:numId="1" w16cid:durableId="675838394">
     <w:abstractNumId w:val="8"/>
   </w:num>
-  <w:num w:numId="2" w16cid:durableId="1238707616">
+  <w:num w:numId="2" w16cid:durableId="1528719304">
     <w:abstractNumId w:val="6"/>
   </w:num>
-  <w:num w:numId="3" w16cid:durableId="119996983">
+  <w:num w:numId="3" w16cid:durableId="1298294921">
     <w:abstractNumId w:val="5"/>
   </w:num>
-  <w:num w:numId="4" w16cid:durableId="49235005">
+  <w:num w:numId="4" w16cid:durableId="1201891941">
     <w:abstractNumId w:val="4"/>
   </w:num>
-  <w:num w:numId="5" w16cid:durableId="334039981">
+  <w:num w:numId="5" w16cid:durableId="1198855045">
     <w:abstractNumId w:val="7"/>
   </w:num>
-  <w:num w:numId="6" w16cid:durableId="1483424190">
+  <w:num w:numId="6" w16cid:durableId="1624119634">
     <w:abstractNumId w:val="3"/>
   </w:num>
-  <w:num w:numId="7" w16cid:durableId="1299843295">
+  <w:num w:numId="7" w16cid:durableId="1721325354">
     <w:abstractNumId w:val="2"/>
   </w:num>
-  <w:num w:numId="8" w16cid:durableId="251552695">
+  <w:num w:numId="8" w16cid:durableId="144008718">
     <w:abstractNumId w:val="1"/>
   </w:num>
-  <w:num w:numId="9" w16cid:durableId="1282495048">
+  <w:num w:numId="9" w16cid:durableId="557328898">
     <w:abstractNumId w:val="0"/>
   </w:num>
 </w:numbering>
@@ -16138,7 +16138,7 @@
     <w:autoRedefine/>
     <w:uiPriority w:val="39"/>
     <w:unhideWhenUsed/>
-    <w:rsid w:val="000648C9"/>
+    <w:rsid w:val="00490FF4"/>
     <w:pPr>
       <w:spacing w:after="100"/>
     </w:pPr>
@@ -16148,7 +16148,7 @@
     <w:basedOn w:val="a2"/>
     <w:uiPriority w:val="99"/>
     <w:unhideWhenUsed/>
-    <w:rsid w:val="000648C9"/>
+    <w:rsid w:val="00490FF4"/>
     <w:rPr>
       <w:color w:val="0000FF" w:themeColor="hyperlink"/>
       <w:u w:val="single"/>
